--- a/data/revised_2026-10_full/tracked/v2/Chemistry/SS1.5_Periodicity/Chemistry_Periodicity_SummaryTable_TRACKED.docx
+++ b/data/revised_2026-10_full/tracked/v2/Chemistry/SS1.5_Periodicity/Chemistry_Periodicity_SummaryTable_TRACKED.docx
@@ -615,7 +615,7 @@
               </w:rPr>
               <w:t xml:space="preserve">Group I metals (Li, Na, K) show clear trends in physical properties going down the group: atomic radius increases, melting point decreases, and density generally increases</w:t>
             </w:r>
-            <w:ins w:id="9001" w:author="Claude (AI) - proposed" w:date="2026-10-15T03:01:12Z">
+            <w:ins w:id="9001" w:author="Claude (AI) - proposed" w:date="2026-10-18T00:26:52Z">
               <w:r>
                 <w:rPr>
                   <w:rFonts w:ascii="Arial" w:cs="Arial" w:eastAsia="Arial" w:hAnsi="Arial"/>
@@ -764,7 +764,7 @@
               </w:rPr>
               <w:t xml:space="preserve">Lithium reacted slowly and steadily with cold water, floating on the surface and fizzing gently. Sodium reacted faster, skimming across the surface and fizzing vigorously — consistent with the Kisumu water plant demonstration. Potassium reacted most violently, producing a lilac flame and very rapid fizzing. All three produced a gas that burned with a squeaky pop when a lighted splint was held to it, confirming hydrogen production. All three produced </w:t>
             </w:r>
-            <w:ins w:id="9002" w:author="Claude (AI) - proposed" w:date="2026-10-15T03:01:12Z">
+            <w:ins w:id="9002" w:author="Claude (AI) - proposed" w:date="2026-10-18T00:26:52Z">
               <w:r>
                 <w:rPr>
                   <w:rFonts w:ascii="Arial" w:cs="Arial" w:eastAsia="Arial" w:hAnsi="Arial"/>
@@ -792,7 +792,7 @@
               </w:rPr>
               <w:t xml:space="preserve">alkaline solutions (</w:t>
             </w:r>
-            <w:del w:id="9003" w:author="Claude (AI) - proposed" w:date="2026-10-15T03:01:12Z">
+            <w:del w:id="9003" w:author="Claude (AI) - proposed" w:date="2026-10-18T00:26:52Z">
               <w:r>
                 <w:rPr>
                   <w:rFonts w:ascii="Arial" w:cs="Arial" w:eastAsia="Arial" w:hAnsi="Arial"/>
@@ -807,7 +807,7 @@
                 <w:delText xml:space="preserve">pH 8</w:delText>
               </w:r>
             </w:del>
-            <w:ins w:id="9004" w:author="Claude (AI) - proposed" w:date="2026-10-15T03:01:12Z">
+            <w:ins w:id="9004" w:author="Claude (AI) - proposed" w:date="2026-10-18T00:26:52Z">
               <w:r>
                 <w:rPr>
                   <w:rFonts w:ascii="Arial" w:cs="Arial" w:eastAsia="Arial" w:hAnsi="Arial"/>
@@ -835,7 +835,7 @@
               </w:rPr>
               <w:t xml:space="preserve"> to 14)</w:t>
             </w:r>
-            <w:del w:id="9005" w:author="Claude (AI) - proposed" w:date="2026-10-15T03:01:12Z">
+            <w:del w:id="9005" w:author="Claude (AI) - proposed" w:date="2026-10-18T00:26:52Z">
               <w:r>
                 <w:rPr>
                   <w:rFonts w:ascii="Arial" w:cs="Arial" w:eastAsia="Arial" w:hAnsi="Arial"/>
@@ -850,7 +850,7 @@
                 <w:delText xml:space="preserve">, with potassium producing the highest pH reading</w:delText>
               </w:r>
             </w:del>
-            <w:ins w:id="9006" w:author="Claude (AI) - proposed" w:date="2026-10-15T03:01:12Z">
+            <w:ins w:id="9006" w:author="Claude (AI) - proposed" w:date="2026-10-18T00:26:52Z">
               <w:r>
                 <w:rPr>
                   <w:rFonts w:ascii="Arial" w:cs="Arial" w:eastAsia="Arial" w:hAnsi="Arial"/>
@@ -1032,7 +1032,7 @@
               </w:rPr>
               <w:t xml:space="preserve">Students observed: (1) magnesium ribbon producing very slow or barely visible bubbles in cold water, with the solution turning faintly alkaline (universal indicator green-yellow, pH ~9–10 after several minutes); (2) magnesium burning vigorously in steam with a bright white flame, producing white MgO ash; (3) magnesium reacting rapidly with dilute HCl, producing vigorous bubbling and a warm test tube, with the gas giving a squeaky pop with a lighted splint; (4) calcium reacting noticeably faster than magnesium with cold water, producing steady bubbles and a distinctly alkaline solution (pH ~12). Students graphed: atomic radius increasing down Group II (Be→Ba), first ionisation energy decreasing down Group II, and melting point decreasing </w:t>
             </w:r>
-            <w:ins w:id="9007" w:author="Claude (AI) - proposed" w:date="2026-10-15T03:01:12Z">
+            <w:ins w:id="9007" w:author="Claude (AI) - proposed" w:date="2026-10-18T00:26:52Z">
               <w:r>
                 <w:rPr>
                   <w:rFonts w:ascii="Arial" w:cs="Arial" w:eastAsia="Arial" w:hAnsi="Arial"/>
@@ -1060,7 +1060,7 @@
               </w:rPr>
               <w:t xml:space="preserve">down Group II</w:t>
             </w:r>
-            <w:ins w:id="9008" w:author="Claude (AI) - proposed" w:date="2026-10-15T03:01:12Z">
+            <w:ins w:id="9008" w:author="Claude (AI) - proposed" w:date="2026-10-18T00:26:52Z">
               <w:r>
                 <w:rPr>
                   <w:rFonts w:ascii="Arial" w:cs="Arial" w:eastAsia="Arial" w:hAnsi="Arial"/>
@@ -1308,7 +1308,7 @@
               </w:rPr>
               <w:t xml:space="preserve">Learners explained that: (1) chlorine is the most reactive aqueous halogen because it has the smallest atomic radius and highest electron affinity among the three, allowing its nucleus to attract an incoming electron most strongly —</w:t>
             </w:r>
-            <w:ins w:id="9009" w:author="Claude (AI) - proposed" w:date="2026-10-15T03:01:12Z">
+            <w:ins w:id="9009" w:author="Claude (AI) - proposed" w:date="2026-10-18T00:26:52Z">
               <w:r>
                 <w:rPr>
                   <w:rFonts w:ascii="Arial" w:cs="Arial" w:eastAsia="Arial" w:hAnsi="Arial"/>
@@ -1336,7 +1336,7 @@
               </w:rPr>
               <w:t xml:space="preserve"> this is why the Kisumu water officer uses Cl₂, not Br₂ or I₂, to treat Lake Victoria water; (2) the Group VII trend is the MIRROR IMAGE of the Group I trend — in Group I, more electron shells make it easier to LOSE an outer electron (lower ionisation energy → more reactive); in Group VII, more electron shells make it harder to GAIN an electron (lower electron affinity → less reactive); (3) displacement reactions prove relative oxidising power: a more reactive halogen (stronger oxidising agent) will displace a less reactive halide ion from solution; (4) </w:t>
             </w:r>
-            <w:del w:id="9010" w:author="Claude (AI) - proposed" w:date="2026-10-15T03:01:12Z">
+            <w:del w:id="9010" w:author="Claude (AI) - proposed" w:date="2026-10-18T00:26:52Z">
               <w:r>
                 <w:rPr>
                   <w:rFonts w:ascii="Arial" w:cs="Arial" w:eastAsia="Arial" w:hAnsi="Arial"/>
@@ -1351,7 +1351,7 @@
                 <w:delText xml:space="preserve">the anchoring phenomenon's use of argon</w:delText>
               </w:r>
             </w:del>
-            <w:ins w:id="9011" w:author="Claude (AI) - proposed" w:date="2026-10-15T03:01:12Z">
+            <w:ins w:id="9011" w:author="Claude (AI) - proposed" w:date="2026-10-18T00:26:52Z">
               <w:r>
                 <w:rPr>
                   <w:rFonts w:ascii="Arial" w:cs="Arial" w:eastAsia="Arial" w:hAnsi="Arial"/>
@@ -1379,7 +1379,7 @@
               </w:rPr>
               <w:t xml:space="preserve"> as an inert shield</w:t>
             </w:r>
-            <w:del w:id="9012" w:author="Claude (AI) - proposed" w:date="2026-10-15T03:01:12Z">
+            <w:del w:id="9012" w:author="Claude (AI) - proposed" w:date="2026-10-18T00:26:52Z">
               <w:r>
                 <w:rPr>
                   <w:rFonts w:ascii="Arial" w:cs="Arial" w:eastAsia="Arial" w:hAnsi="Arial"/>
@@ -1394,7 +1394,7 @@
                 <w:delText xml:space="preserve"> (not yet fully explained) is now seen as the extreme end of a trend — as groups go right across the period, reactivity with electron gain becomes impossible for a full-shell noble gas, previewing the Lesson 5 across-period investigation</w:delText>
               </w:r>
             </w:del>
-            <w:ins w:id="9013" w:author="Claude (AI) - proposed" w:date="2026-10-15T03:01:12Z">
+            <w:ins w:id="9013" w:author="Claude (AI) - proposed" w:date="2026-10-18T00:26:52Z">
               <w:r>
                 <w:rPr>
                   <w:rFonts w:ascii="Arial" w:cs="Arial" w:eastAsia="Arial" w:hAnsi="Arial"/>
@@ -1576,7 +1576,7 @@
               </w:rPr>
               <w:t xml:space="preserve">The water purification officer stored the reactive sodium in an argon atmosphere because argon's completely full outer shell (2,8,8) gives it a first ionisation energy of 1521 kJ/mol — more than three times that of sodium (496 kJ/mol) — meaning its electrons cannot be removed or shared under any ordinary chemical conditions, making argon perfectly inert and safe as a shielding gas; the </w:t>
             </w:r>
-            <w:del w:id="9014" w:author="Claude (AI) - proposed" w:date="2026-10-15T03:01:12Z">
+            <w:del w:id="9014" w:author="Claude (AI) - proposed" w:date="2026-10-18T00:26:52Z">
               <w:r>
                 <w:rPr>
                   <w:rFonts w:ascii="Arial" w:cs="Arial" w:eastAsia="Arial" w:hAnsi="Arial"/>
@@ -1604,7 +1604,7 @@
               </w:rPr>
               <w:t xml:space="preserve">difference between sodium and </w:t>
             </w:r>
-            <w:del w:id="9015" w:author="Claude (AI) - proposed" w:date="2026-10-15T03:01:12Z">
+            <w:del w:id="9015" w:author="Claude (AI) - proposed" w:date="2026-10-18T00:26:52Z">
               <w:r>
                 <w:rPr>
                   <w:rFonts w:ascii="Arial" w:cs="Arial" w:eastAsia="Arial" w:hAnsi="Arial"/>
@@ -1619,7 +1619,7 @@
                 <w:delText xml:space="preserve">its Period 3 neighbours (Mg, Al) that students observed</w:delText>
               </w:r>
             </w:del>
-            <w:ins w:id="9016" w:author="Claude (AI) - proposed" w:date="2026-10-15T03:01:12Z">
+            <w:ins w:id="9016" w:author="Claude (AI) - proposed" w:date="2026-10-18T00:26:52Z">
               <w:r>
                 <w:rPr>
                   <w:rFonts w:ascii="Arial" w:cs="Arial" w:eastAsia="Arial" w:hAnsi="Arial"/>
@@ -1647,7 +1647,7 @@
               </w:rPr>
               <w:t xml:space="preserve"> in the anchoring phenomenon can now be </w:t>
             </w:r>
-            <w:del w:id="9017" w:author="Claude (AI) - proposed" w:date="2026-10-15T03:01:12Z">
+            <w:del w:id="9017" w:author="Claude (AI) - proposed" w:date="2026-10-18T00:26:52Z">
               <w:r>
                 <w:rPr>
                   <w:rFonts w:ascii="Arial" w:cs="Arial" w:eastAsia="Arial" w:hAnsi="Arial"/>
@@ -1675,7 +1675,7 @@
               </w:rPr>
               <w:t xml:space="preserve">explained by the</w:t>
             </w:r>
-            <w:del w:id="9018" w:author="Claude (AI) - proposed" w:date="2026-10-15T03:01:12Z">
+            <w:del w:id="9018" w:author="Claude (AI) - proposed" w:date="2026-10-18T00:26:52Z">
               <w:r>
                 <w:rPr>
                   <w:rFonts w:ascii="Arial" w:cs="Arial" w:eastAsia="Arial" w:hAnsi="Arial"/>
@@ -1703,7 +1703,7 @@
               </w:rPr>
               <w:t xml:space="preserve"> rise in first ionisation energy from </w:t>
             </w:r>
-            <w:del w:id="9019" w:author="Claude (AI) - proposed" w:date="2026-10-15T03:01:12Z">
+            <w:del w:id="9019" w:author="Claude (AI) - proposed" w:date="2026-10-18T00:26:52Z">
               <w:r>
                 <w:rPr>
                   <w:rFonts w:ascii="Arial" w:cs="Arial" w:eastAsia="Arial" w:hAnsi="Arial"/>
@@ -1718,7 +1718,7 @@
                 <w:delText xml:space="preserve">left to right across the period — each additional</w:delText>
               </w:r>
             </w:del>
-            <w:ins w:id="9020" w:author="Claude (AI) - proposed" w:date="2026-10-15T03:01:12Z">
+            <w:ins w:id="9020" w:author="Claude (AI) - proposed" w:date="2026-10-18T00:26:52Z">
               <w:r>
                 <w:rPr>
                   <w:rFonts w:ascii="Arial" w:cs="Arial" w:eastAsia="Arial" w:hAnsi="Arial"/>
@@ -1746,7 +1746,7 @@
               </w:rPr>
               <w:t xml:space="preserve"> proton pulling the outer electrons more tightly — while the </w:t>
             </w:r>
-            <w:del w:id="9021" w:author="Claude (AI) - proposed" w:date="2026-10-15T03:01:12Z">
+            <w:del w:id="9021" w:author="Claude (AI) - proposed" w:date="2026-10-18T00:26:52Z">
               <w:r>
                 <w:rPr>
                   <w:rFonts w:ascii="Arial" w:cs="Arial" w:eastAsia="Arial" w:hAnsi="Arial"/>
@@ -1761,7 +1761,7 @@
                 <w:delText xml:space="preserve">anomalies in that trend reveal</w:delText>
               </w:r>
             </w:del>
-            <w:ins w:id="9022" w:author="Claude (AI) - proposed" w:date="2026-10-15T03:01:12Z">
+            <w:ins w:id="9022" w:author="Claude (AI) - proposed" w:date="2026-10-18T00:26:52Z">
               <w:r>
                 <w:rPr>
                   <w:rFonts w:ascii="Arial" w:cs="Arial" w:eastAsia="Arial" w:hAnsi="Arial"/>
@@ -1789,7 +1789,7 @@
               </w:rPr>
               <w:t xml:space="preserve"> the deeper sub-shell structure of the atom</w:t>
             </w:r>
-            <w:ins w:id="9023" w:author="Claude (AI) - proposed" w:date="2026-10-15T03:01:12Z">
+            <w:ins w:id="9023" w:author="Claude (AI) - proposed" w:date="2026-10-18T00:26:52Z">
               <w:r>
                 <w:rPr>
                   <w:rFonts w:ascii="Arial" w:cs="Arial" w:eastAsia="Arial" w:hAnsi="Arial"/>
@@ -1905,7 +1905,7 @@
               </w:rPr>
               <w:t xml:space="preserve">Sodium reacted violently with cold water producing a colourless gas that burned with a pop, leaving an alkaline solution; magnesium reacted very slowly with cold water but vigorously with dilute HCl; aluminium showed no visible reaction with cold water; magnesium and sulfur burned brightly in oxygen; </w:t>
             </w:r>
-            <w:ins w:id="9024" w:author="Claude (AI) - proposed" w:date="2026-10-15T03:01:12Z">
+            <w:ins w:id="9024" w:author="Claude (AI) - proposed" w:date="2026-10-18T00:26:52Z">
               <w:r>
                 <w:rPr>
                   <w:rFonts w:ascii="Arial" w:cs="Arial" w:eastAsia="Arial" w:hAnsi="Arial"/>
@@ -1933,7 +1933,7 @@
               </w:rPr>
               <w:t xml:space="preserve">the vigour of reaction </w:t>
             </w:r>
-            <w:del w:id="9025" w:author="Claude (AI) - proposed" w:date="2026-10-15T03:01:12Z">
+            <w:del w:id="9025" w:author="Claude (AI) - proposed" w:date="2026-10-18T00:26:52Z">
               <w:r>
                 <w:rPr>
                   <w:rFonts w:ascii="Arial" w:cs="Arial" w:eastAsia="Arial" w:hAnsi="Arial"/>
@@ -1948,7 +1948,7 @@
                 <w:delText xml:space="preserve">decreased from left to right across period 3</w:delText>
               </w:r>
             </w:del>
-            <w:ins w:id="9026" w:author="Claude (AI) - proposed" w:date="2026-10-15T03:01:12Z">
+            <w:ins w:id="9026" w:author="Claude (AI) - proposed" w:date="2026-10-18T00:26:52Z">
               <w:r>
                 <w:rPr>
                   <w:rFonts w:ascii="Arial" w:cs="Arial" w:eastAsia="Arial" w:hAnsi="Arial"/>
@@ -2009,7 +2009,7 @@
               </w:rPr>
               <w:t xml:space="preserve">The reactivity of </w:t>
             </w:r>
-            <w:del w:id="9027" w:author="Claude (AI) - proposed" w:date="2026-10-15T03:01:12Z">
+            <w:del w:id="9027" w:author="Claude (AI) - proposed" w:date="2026-10-18T00:26:52Z">
               <w:r>
                 <w:rPr>
                   <w:rFonts w:ascii="Arial" w:cs="Arial" w:eastAsia="Arial" w:hAnsi="Arial"/>
@@ -2024,7 +2024,7 @@
                 <w:delText xml:space="preserve">period 3 elements</w:delText>
               </w:r>
             </w:del>
-            <w:ins w:id="9028" w:author="Claude (AI) - proposed" w:date="2026-10-15T03:01:12Z">
+            <w:ins w:id="9028" w:author="Claude (AI) - proposed" w:date="2026-10-18T00:26:52Z">
               <w:r>
                 <w:rPr>
                   <w:rFonts w:ascii="Arial" w:cs="Arial" w:eastAsia="Arial" w:hAnsi="Arial"/>
@@ -2052,7 +2052,7 @@
               </w:rPr>
               <w:t xml:space="preserve"> with water and acids decreases across the period because nuclear charge increases while shielding remains nearly constant, generally raising ionisation energy (Al first ionisation energy dips below Mg, but removing all three of its outer electrons costs far more energy) and making it harder to remove outer electrons</w:t>
             </w:r>
-            <w:ins w:id="9029" w:author="Claude (AI) - proposed" w:date="2026-10-15T03:01:12Z">
+            <w:ins w:id="9029" w:author="Claude (AI) - proposed" w:date="2026-10-18T00:26:52Z">
               <w:r>
                 <w:rPr>
                   <w:rFonts w:ascii="Arial" w:cs="Arial" w:eastAsia="Arial" w:hAnsi="Arial"/>
@@ -2113,7 +2113,7 @@
               </w:rPr>
               <w:t xml:space="preserve">Sodium reacts explosively with Lake Victoria water because it has only one outer electron held by 11 protons with 2 full inner shells providing moderate shielding — its ionisation energy is only 496 kJ per mole and the electron is given up almost instantaneously to water molecules; magnesium has 12 protons with the same inner shielding, so its two outer electrons experience stronger effective nuclear charge and are harder to remove — reactivity is far lower; aluminium </w:t>
             </w:r>
-            <w:del w:id="9030" w:author="Claude (AI) - proposed" w:date="2026-10-15T03:01:12Z">
+            <w:del w:id="9030" w:author="Claude (AI) - proposed" w:date="2026-10-18T00:26:52Z">
               <w:r>
                 <w:rPr>
                   <w:rFonts w:ascii="Arial" w:cs="Arial" w:eastAsia="Arial" w:hAnsi="Arial"/>
@@ -2128,7 +2128,7 @@
                 <w:delText xml:space="preserve">and silicon have</w:delText>
               </w:r>
             </w:del>
-            <w:ins w:id="9031" w:author="Claude (AI) - proposed" w:date="2026-10-15T03:01:12Z">
+            <w:ins w:id="9031" w:author="Claude (AI) - proposed" w:date="2026-10-18T00:26:52Z">
               <w:r>
                 <w:rPr>
                   <w:rFonts w:ascii="Arial" w:cs="Arial" w:eastAsia="Arial" w:hAnsi="Arial"/>
@@ -2156,7 +2156,7 @@
               </w:rPr>
               <w:t xml:space="preserve"> even higher effective nuclear </w:t>
             </w:r>
-            <w:del w:id="9032" w:author="Claude (AI) - proposed" w:date="2026-10-15T03:01:12Z">
+            <w:del w:id="9032" w:author="Claude (AI) - proposed" w:date="2026-10-18T00:26:52Z">
               <w:r>
                 <w:rPr>
                   <w:rFonts w:ascii="Arial" w:cs="Arial" w:eastAsia="Arial" w:hAnsi="Arial"/>
@@ -2171,7 +2171,7 @@
                 <w:delText xml:space="preserve">charges and more</w:delText>
               </w:r>
             </w:del>
-            <w:ins w:id="9033" w:author="Claude (AI) - proposed" w:date="2026-10-15T03:01:12Z">
+            <w:ins w:id="9033" w:author="Claude (AI) - proposed" w:date="2026-10-18T00:26:52Z">
               <w:r>
                 <w:rPr>
                   <w:rFonts w:ascii="Arial" w:cs="Arial" w:eastAsia="Arial" w:hAnsi="Arial"/>
@@ -2199,7 +2199,7 @@
               </w:rPr>
               <w:t xml:space="preserve"> outer electrons to remove (</w:t>
             </w:r>
-            <w:del w:id="9034" w:author="Claude (AI) - proposed" w:date="2026-10-15T03:01:12Z">
+            <w:del w:id="9034" w:author="Claude (AI) - proposed" w:date="2026-10-18T00:26:52Z">
               <w:r>
                 <w:rPr>
                   <w:rFonts w:ascii="Arial" w:cs="Arial" w:eastAsia="Arial" w:hAnsi="Arial"/>
@@ -2214,7 +2214,7 @@
                 <w:delText xml:space="preserve">Al</w:delText>
               </w:r>
             </w:del>
-            <w:ins w:id="9035" w:author="Claude (AI) - proposed" w:date="2026-10-15T03:01:12Z">
+            <w:ins w:id="9035" w:author="Claude (AI) - proposed" w:date="2026-10-18T00:26:52Z">
               <w:r>
                 <w:rPr>
                   <w:rFonts w:ascii="Arial" w:cs="Arial" w:eastAsia="Arial" w:hAnsi="Arial"/>
@@ -2242,7 +2242,7 @@
               </w:rPr>
               <w:t xml:space="preserve"> first ionisation energy, </w:t>
             </w:r>
-            <w:del w:id="9036" w:author="Claude (AI) - proposed" w:date="2026-10-15T03:01:12Z">
+            <w:del w:id="9036" w:author="Claude (AI) - proposed" w:date="2026-10-18T00:26:52Z">
               <w:r>
                 <w:rPr>
                   <w:rFonts w:ascii="Arial" w:cs="Arial" w:eastAsia="Arial" w:hAnsi="Arial"/>
@@ -2257,7 +2257,7 @@
                 <w:delText xml:space="preserve">577</w:delText>
               </w:r>
             </w:del>
-            <w:ins w:id="9037" w:author="Claude (AI) - proposed" w:date="2026-10-15T03:01:12Z">
+            <w:ins w:id="9037" w:author="Claude (AI) - proposed" w:date="2026-10-18T00:26:52Z">
               <w:r>
                 <w:rPr>
                   <w:rFonts w:ascii="Arial" w:cs="Arial" w:eastAsia="Arial" w:hAnsi="Arial"/>
@@ -2285,7 +2285,7 @@
               </w:rPr>
               <w:t xml:space="preserve"> kJ per mole, dips below Mg at 738 because its single 3p electron is easier to remove, but the total energy to remove all three outer electrons</w:t>
             </w:r>
-            <w:del w:id="9038" w:author="Claude (AI) - proposed" w:date="2026-10-15T03:01:12Z">
+            <w:del w:id="9038" w:author="Claude (AI) - proposed" w:date="2026-10-18T00:26:52Z">
               <w:r>
                 <w:rPr>
                   <w:rFonts w:ascii="Arial" w:cs="Arial" w:eastAsia="Arial" w:hAnsi="Arial"/>
@@ -2300,7 +2300,7 @@
                 <w:delText xml:space="preserve"> is much higher, and Al is also protected by its oxide layer), so they do not react</w:delText>
               </w:r>
             </w:del>
-            <w:ins w:id="9039" w:author="Claude (AI) - proposed" w:date="2026-10-15T03:01:12Z">
+            <w:ins w:id="9039" w:author="Claude (AI) - proposed" w:date="2026-10-18T00:26:52Z">
               <w:r>
                 <w:rPr>
                   <w:rFonts w:ascii="Arial" w:cs="Arial" w:eastAsia="Arial" w:hAnsi="Arial"/>
@@ -2328,7 +2328,7 @@
               </w:rPr>
               <w:t xml:space="preserve"> with cold water</w:t>
             </w:r>
-            <w:del w:id="9040" w:author="Claude (AI) - proposed" w:date="2026-10-15T03:01:12Z">
+            <w:del w:id="9040" w:author="Claude (AI) - proposed" w:date="2026-10-18T00:26:52Z">
               <w:r>
                 <w:rPr>
                   <w:rFonts w:ascii="Arial" w:cs="Arial" w:eastAsia="Arial" w:hAnsi="Arial"/>
@@ -2343,7 +2343,7 @@
                 <w:delText xml:space="preserve"> at all</w:delText>
               </w:r>
             </w:del>
-            <w:ins w:id="9041" w:author="Claude (AI) - proposed" w:date="2026-10-15T03:01:12Z">
+            <w:ins w:id="9041" w:author="Claude (AI) - proposed" w:date="2026-10-18T00:26:52Z">
               <w:r>
                 <w:rPr>
                   <w:rFonts w:ascii="Arial" w:cs="Arial" w:eastAsia="Arial" w:hAnsi="Arial"/>
@@ -2371,7 +2371,7 @@
               </w:rPr>
               <w:t xml:space="preserve">; the anchoring phenomenon is now </w:t>
             </w:r>
-            <w:del w:id="9042" w:author="Claude (AI) - proposed" w:date="2026-10-15T03:01:12Z">
+            <w:del w:id="9042" w:author="Claude (AI) - proposed" w:date="2026-10-18T00:26:52Z">
               <w:r>
                 <w:rPr>
                   <w:rFonts w:ascii="Arial" w:cs="Arial" w:eastAsia="Arial" w:hAnsi="Arial"/>
@@ -2386,7 +2386,7 @@
                 <w:delText xml:space="preserve">fully explained</w:delText>
               </w:r>
             </w:del>
-            <w:ins w:id="9043" w:author="Claude (AI) - proposed" w:date="2026-10-15T03:01:12Z">
+            <w:ins w:id="9043" w:author="Claude (AI) - proposed" w:date="2026-10-18T00:26:52Z">
               <w:r>
                 <w:rPr>
                   <w:rFonts w:ascii="Arial" w:cs="Arial" w:eastAsia="Arial" w:hAnsi="Arial"/>
@@ -2414,7 +2414,7 @@
               </w:rPr>
               <w:t xml:space="preserve"> by the left-to-right increase in effective nuclear charge across period 3</w:t>
             </w:r>
-            <w:ins w:id="9044" w:author="Claude (AI) - proposed" w:date="2026-10-15T03:01:12Z">
+            <w:ins w:id="9044" w:author="Claude (AI) - proposed" w:date="2026-10-18T00:26:52Z">
               <w:r>
                 <w:rPr>
                   <w:rFonts w:ascii="Arial" w:cs="Arial" w:eastAsia="Arial" w:hAnsi="Arial"/>
@@ -2530,7 +2530,7 @@
               </w:rPr>
               <w:t xml:space="preserve">Students observed (across the unit): sodium metal exploding violently in Lake Victoria water, skimming and igniting with an orange flame; magnesium barely fizzing in cold water; aluminium showing no reaction with cold water; and argon being completely inert. They observed </w:t>
             </w:r>
-            <w:del w:id="9045" w:author="Claude (AI) - proposed" w:date="2026-10-15T03:01:12Z">
+            <w:del w:id="9045" w:author="Claude (AI) - proposed" w:date="2026-10-18T00:26:52Z">
               <w:r>
                 <w:rPr>
                   <w:rFonts w:ascii="Arial" w:cs="Arial" w:eastAsia="Arial" w:hAnsi="Arial"/>
@@ -2545,7 +2545,7 @@
                 <w:delText xml:space="preserve">a clear left-to-right decrease in reactivity</w:delText>
               </w:r>
             </w:del>
-            <w:ins w:id="9046" w:author="Claude (AI) - proposed" w:date="2026-10-15T03:01:12Z">
+            <w:ins w:id="9046" w:author="Claude (AI) - proposed" w:date="2026-10-18T00:26:52Z">
               <w:r>
                 <w:rPr>
                   <w:rFonts w:ascii="Arial" w:cs="Arial" w:eastAsia="Arial" w:hAnsi="Arial"/>
@@ -2761,7 +2761,7 @@
         </w:rPr>
         <w:t xml:space="preserve">© 2026 SeaVuria and ARES. This work is licensed under a </w:t>
       </w:r>
-      <w:hyperlink w:history="1" r:id="rId6od0htjvx4rgglhvlzjsi">
+      <w:hyperlink w:history="1" r:id="rId_ze0a7egtmarpl5oqbgfq">
         <w:r>
           <w:rPr>
             <w:rFonts w:ascii="Arial" w:cs="Arial" w:eastAsia="Arial" w:hAnsi="Arial"/>
@@ -2781,7 +2781,7 @@
         </w:rPr>
         <w:t xml:space="preserve"> (</w:t>
       </w:r>
-      <w:hyperlink w:history="1" r:id="rIdxupfc3s1jqvpabivhido2">
+      <w:hyperlink w:history="1" r:id="rIdze6qistuwru2qwrwkl6xp">
         <w:r>
           <w:rPr>
             <w:rFonts w:ascii="Arial" w:cs="Arial" w:eastAsia="Arial" w:hAnsi="Arial"/>
@@ -2801,7 +2801,7 @@
         </w:rPr>
         <w:t xml:space="preserve">). To view a copy of this license, visit </w:t>
       </w:r>
-      <w:hyperlink w:history="1" r:id="rId6bq4t_hcz4wf9xnan3k9b">
+      <w:hyperlink w:history="1" r:id="rIdtc0firuhk43ghoer2fzr_">
         <w:r>
           <w:rPr>
             <w:rFonts w:ascii="Arial" w:cs="Arial" w:eastAsia="Arial" w:hAnsi="Arial"/>
